--- a/public/certificate-templates/VDI2168_A2_TN-Zert_VDI.docx
+++ b/public/certificate-templates/VDI2168_A2_TN-Zert_VDI.docx
@@ -463,23 +463,7 @@
                                 <w:b/>
                                 <w:bCs/>
                               </w:rPr>
-                              <w:t>{{</w:t>
-                            </w:r>
-                            <w:proofErr w:type="spellStart"/>
-                            <w:r>
-                              <w:rPr>
-                                <w:b/>
-                                <w:bCs/>
-                              </w:rPr>
-                              <w:t>participantBirthDate</w:t>
-                            </w:r>
-                            <w:proofErr w:type="spellEnd"/>
-                            <w:r>
-                              <w:rPr>
-                                <w:b/>
-                                <w:bCs/>
-                              </w:rPr>
-                              <w:t>}}</w:t>
+                              <w:t>{{participantBirthDate}}</w:t>
                             </w:r>
                           </w:p>
                         </w:txbxContent>
@@ -525,23 +509,7 @@
                           <w:b/>
                           <w:bCs/>
                         </w:rPr>
-                        <w:t>{{</w:t>
-                      </w:r>
-                      <w:proofErr w:type="spellStart"/>
-                      <w:r>
-                        <w:rPr>
-                          <w:b/>
-                          <w:bCs/>
-                        </w:rPr>
-                        <w:t>participantBirthDate</w:t>
-                      </w:r>
-                      <w:proofErr w:type="spellEnd"/>
-                      <w:r>
-                        <w:rPr>
-                          <w:b/>
-                          <w:bCs/>
-                        </w:rPr>
-                        <w:t>}}</w:t>
+                        <w:t>{{participantBirthDate}}</w:t>
                       </w:r>
                     </w:p>
                   </w:txbxContent>
@@ -611,7 +579,25 @@
                                 <w:color w:val="000000"/>
                                 <w:szCs w:val="28"/>
                               </w:rPr>
-                              <w:t xml:space="preserve">hat </w:t>
+                              <w:t>H</w:t>
+                            </w:r>
+                            <w:r>
+                              <w:rPr>
+                                <w:rFonts w:cs="Nunito Sans"/>
+                                <w:noProof/>
+                                <w:color w:val="000000"/>
+                                <w:szCs w:val="28"/>
+                              </w:rPr>
+                              <w:t>at</w:t>
+                            </w:r>
+                            <w:r>
+                              <w:rPr>
+                                <w:rFonts w:cs="Nunito Sans"/>
+                                <w:noProof/>
+                                <w:color w:val="000000"/>
+                                <w:szCs w:val="28"/>
+                              </w:rPr>
+                              <w:t xml:space="preserve"> </w:t>
                             </w:r>
                             <w:r>
                               <w:rPr>
@@ -752,7 +738,25 @@
                           <w:color w:val="000000"/>
                           <w:szCs w:val="28"/>
                         </w:rPr>
-                        <w:t xml:space="preserve">hat </w:t>
+                        <w:t>H</w:t>
+                      </w:r>
+                      <w:r>
+                        <w:rPr>
+                          <w:rFonts w:cs="Nunito Sans"/>
+                          <w:noProof/>
+                          <w:color w:val="000000"/>
+                          <w:szCs w:val="28"/>
+                        </w:rPr>
+                        <w:t>at</w:t>
+                      </w:r>
+                      <w:r>
+                        <w:rPr>
+                          <w:rFonts w:cs="Nunito Sans"/>
+                          <w:noProof/>
+                          <w:color w:val="000000"/>
+                          <w:szCs w:val="28"/>
+                        </w:rPr>
+                        <w:t xml:space="preserve"> </w:t>
                       </w:r>
                       <w:r>
                         <w:rPr>
@@ -1262,27 +1266,7 @@
           <w:sz w:val="24"/>
           <w:szCs w:val="28"/>
         </w:rPr>
-        <w:t>{{</w:t>
-      </w:r>
-      <w:proofErr w:type="spellStart"/>
-      <w:r>
-        <w:rPr>
-          <w:b/>
-          <w:bCs/>
-          <w:sz w:val="24"/>
-          <w:szCs w:val="28"/>
-        </w:rPr>
-        <w:t>instructorTable</w:t>
-      </w:r>
-      <w:proofErr w:type="spellEnd"/>
-      <w:r>
-        <w:rPr>
-          <w:b/>
-          <w:bCs/>
-          <w:sz w:val="24"/>
-          <w:szCs w:val="28"/>
-        </w:rPr>
-        <w:t>}}</w:t>
+        <w:t>{{instructorTable}}</w:t>
       </w:r>
     </w:p>
     <w:p/>
